--- a/companies/hollowell-ip/Engagements/Middleton, Sullivan and Wiley/Meeting Minutes 2020-11-20 - Middleton, Sullivan and Wiley.docx
+++ b/companies/hollowell-ip/Engagements/Middleton, Sullivan and Wiley/Meeting Minutes 2020-11-20 - Middleton, Sullivan and Wiley.docx
@@ -3,18 +3,21 @@
 <w:document xmlns:wpc="http://schemas.microsoft.com/office/word/2010/wordprocessingCanvas" xmlns:mo="http://schemas.microsoft.com/office/mac/office/2008/main" xmlns:mc="http://schemas.openxmlformats.org/markup-compatibility/2006" xmlns:mv="urn:schemas-microsoft-com:mac:vml" xmlns:o="urn:schemas-microsoft-com:office:office" xmlns:r="http://schemas.openxmlformats.org/officeDocument/2006/relationships" xmlns:m="http://schemas.openxmlformats.org/officeDocument/2006/math" xmlns:v="urn:schemas-microsoft-com:vml" xmlns:wp14="http://schemas.microsoft.com/office/word/2010/wordprocessingDrawing" xmlns:wp="http://schemas.openxmlformats.org/drawingml/2006/wordprocessingDrawing" xmlns:w10="urn:schemas-microsoft-com:office:word" xmlns:w="http://schemas.openxmlformats.org/wordprocessingml/2006/main" xmlns:w14="http://schemas.microsoft.com/office/word/2010/wordml" xmlns:wpg="http://schemas.microsoft.com/office/word/2010/wordprocessingGroup" xmlns:wpi="http://schemas.microsoft.com/office/word/2010/wordprocessingInk" xmlns:wne="http://schemas.microsoft.com/office/word/2006/wordml" xmlns:wps="http://schemas.microsoft.com/office/word/2010/wordprocessingShape" mc:Ignorable="w14 wp14">
   <w:body>
     <w:p>
+      <w:pPr>
+        <w:pStyle w:val="Heading2"/>
+      </w:pPr>
       <w:r>
-        <w:t>Privileged and confidential. Attorney work product. Prepared at the direction of counsel for the purpose of providing legal advice.</w:t>
+        <w:t>Working Session — Freedom-to-Operate Analysis for Middleton, Sullivan and Wiley</w:t>
       </w:r>
     </w:p>
     <w:p>
       <w:r>
-        <w:t>Working session on the freedom-to-operate analysis for Middleton, Sullivan and Wiley. Minutes taken by Heather Munoz.</w:t>
+        <w:t>Minutes taken by Heather Munoz. The analysis is in its late stage. The charting is done, the family reviews are nearly finished, and the written opinion is in draft. No conclusion on risk is stated here; the opinion carries the conclusions, and I have not signed it.</w:t>
       </w:r>
     </w:p>
     <w:p>
       <w:pPr>
-        <w:pStyle w:val="Heading2"/>
+        <w:pStyle w:val="Heading3"/>
       </w:pPr>
       <w:r>
         <w:t>Attendees</w:t>
@@ -25,7 +28,7 @@
         <w:pStyle w:val="ListBullet"/>
       </w:pPr>
       <w:r>
-        <w:t>Heather Munoz, Partner, Prosecution (chair)</w:t>
+        <w:t>Heather Munoz, Partner, Hollowell Patent Group</w:t>
       </w:r>
     </w:p>
     <w:p>
@@ -33,7 +36,7 @@
         <w:pStyle w:val="ListBullet"/>
       </w:pPr>
       <w:r>
-        <w:t>Richard Henderson, Patent Agent, Prosecution</w:t>
+        <w:t>Richard Henderson, Patent Agent</w:t>
       </w:r>
     </w:p>
     <w:p>
@@ -41,7 +44,7 @@
         <w:pStyle w:val="ListBullet"/>
       </w:pPr>
       <w:r>
-        <w:t>Kelly Snyder, Associate, Prosecution</w:t>
+        <w:t>Kelly Snyder, Associate</w:t>
       </w:r>
     </w:p>
     <w:p>
@@ -54,48 +57,72 @@
     </w:p>
     <w:p>
       <w:pPr>
-        <w:pStyle w:val="Heading2"/>
+        <w:pStyle w:val="Heading3"/>
       </w:pPr>
       <w:r>
-        <w:t>Discussion</w:t>
+        <w:t>Status</w:t>
       </w:r>
     </w:p>
     <w:p>
       <w:r>
-        <w:t>The disposable element description was confirmed in writing and Richard Henderson has charted it. The charts are complete. I am recording that plainly because it is the first sentence in this matter I have been able to write without a condition attached to it.</w:t>
+        <w:t>Richard Henderson and Kelly Snyder have charted every priority family against the scope we set, element by element. I have reviewed most of the families family by family, in the structured pass I run on this work, and I have a short list of families left to close. Kelly Snyder has kept the reference set current through the last of the searches. Nothing new has come in from the searches for some weeks, which is what tells us the landscape is settled and the reading can be trusted as complete.</w:t>
       </w:r>
     </w:p>
     <w:p>
       <w:r>
-        <w:t>Kelly Snyder's estoppel brief resolves less than we hoped and more than I expected. The narrowing amendment reaches the element as the applicant argued it, which disposes of one construction we had been worried about. It does not reach the construction the client's device would need in order to avoid the claim. We know that because she read the argument in the file rather than the amendment alone, and I have adopted her reading. What it means for the memorandum is that one element carries a qualified conclusion and the others do not.</w:t>
+        <w:t>The features Middleton, Sullivan and Wiley asked us to clear are all covered by the charts. Where a reference sits close to a claim, it is flagged in the chart and carried into my review rather than resolved by the agents. That is where the careful reading is going now. What is left is judgment, not search; the material to reach a conclusion is in hand, and the conclusion is mine to reach.</w:t>
+      </w:r>
+    </w:p>
+    <w:p>
+      <w:pPr>
+        <w:pStyle w:val="Heading3"/>
+      </w:pPr>
+      <w:r>
+        <w:t>Where the opinion stands</w:t>
       </w:r>
     </w:p>
     <w:p>
       <w:r>
-        <w:t>I asked Richard Henderson what the claim would have to say for the qualified element to come back clean. He answered without hedging, which is what I wanted: the claim would have to recite the coupling as fixed rather than as removable, and it does not. The qualification stands, and it stands for a reason we can state to a board in one sentence.</w:t>
+        <w:t>I have started the written freedom-to-operate opinion. It is drafted in the sections tied to the families I have finished reviewing, and it is open in the sections tied to the families I have not. The opinion will hedge where the record is close and say so plainly, which is the only honest way to write one. Counsel who writes that a product does not infringe, without qualification, is writing a liability; the opinion says what the record supports and marks where it stops.</w:t>
       </w:r>
     </w:p>
     <w:p>
       <w:r>
-        <w:t>Barbara Blair asked whether the qualification could be softened for the audience that will read the memorandum. It cannot, and I told her why. A conclusion written without its limits is a conclusion the client cannot rely on and this firm cannot defend. The qualified sentence is the most valuable one in the document, not the weakest one. She accepted that and asked instead for a one-page summary that carries the qualification intact. That we will do, and I will draft it myself rather than delegate the compression, because compression is where qualifications go to die.</w:t>
+        <w:t>We will not send a partial view ahead of the finished opinion. When it is complete and I have signed it, Middleton, Sullivan and Wiley will have it in writing and we will walk through it.</w:t>
+      </w:r>
+    </w:p>
+    <w:p>
+      <w:pPr>
+        <w:pStyle w:val="Heading3"/>
+      </w:pPr>
+      <w:r>
+        <w:t>Open points</w:t>
       </w:r>
     </w:p>
     <w:p>
       <w:r>
-        <w:t>Drafting is under way. The memorandum will state the search performed, the cutoff, the assumptions, and the limits before it states any conclusion, in that order. Anything published after the cutoff is outside this analysis, and the document will say so on its face rather than in a footnote. Distribution remains the client's decision and the client's privilege to waive; the point was made again and Barbara Blair will come back to us with the list.</w:t>
+        <w:t>One question for the client side. If anything in the products has changed since we set the scope, we need it now, before the opinion is final, so it is read rather than missed. Barbara Blair will check with the product group at Middleton, Sullivan and Wiley and confirm either way. If there is a change, it needs to be read into the opinion before we sign, not discovered against the old scope afterward.</w:t>
+      </w:r>
+    </w:p>
+    <w:p>
+      <w:pPr>
+        <w:pStyle w:val="Heading3"/>
+      </w:pPr>
+      <w:r>
+        <w:t>Docket</w:t>
       </w:r>
     </w:p>
     <w:p>
       <w:r>
-        <w:t>Docket: the remaining checkpoints, including the client review of the draft, are entered and confirmed. Kelly Snyder confirmed them back to me before the meeting closed, which is the only reason this paragraph is short.</w:t>
+        <w:t>The docket is current and every date on this matter is on it. Kelly Snyder owns the engagement file and will close out the search records as the last families are reviewed. When the opinion is signed, the file will hold the searches, the charts, the reviews, and the opinion itself, which is the complete record of what we did and why.</w:t>
       </w:r>
     </w:p>
     <w:p>
       <w:pPr>
-        <w:pStyle w:val="Heading2"/>
+        <w:pStyle w:val="Heading3"/>
       </w:pPr>
       <w:r>
-        <w:t>Action Items</w:t>
+        <w:t>Action items</w:t>
       </w:r>
     </w:p>
     <w:tbl>
@@ -105,27 +132,26 @@
         <w:tblLook w:firstColumn="1" w:firstRow="1" w:lastColumn="0" w:lastRow="0" w:noHBand="0" w:noVBand="1" w:val="04A0"/>
       </w:tblPr>
       <w:tblGrid>
-        <w:gridCol w:w="2880"/>
-        <w:gridCol w:w="2880"/>
-        <w:gridCol w:w="2880"/>
+        <w:gridCol w:w="4320"/>
+        <w:gridCol w:w="4320"/>
       </w:tblGrid>
       <w:tr>
         <w:tc>
           <w:tcPr>
-            <w:tcW w:type="dxa" w:w="2880"/>
+            <w:tcW w:type="dxa" w:w="4320"/>
           </w:tcPr>
           <w:p>
             <w:r>
               <w:rPr>
                 <w:b/>
               </w:rPr>
-              <w:t>Item</w:t>
+              <w:t>Action</w:t>
             </w:r>
           </w:p>
         </w:tc>
         <w:tc>
           <w:tcPr>
-            <w:tcW w:type="dxa" w:w="2880"/>
+            <w:tcW w:type="dxa" w:w="4320"/>
           </w:tcPr>
           <w:p>
             <w:r>
@@ -136,16 +162,25 @@
             </w:r>
           </w:p>
         </w:tc>
+      </w:tr>
+      <w:tr>
         <w:tc>
           <w:tcPr>
-            <w:tcW w:type="dxa" w:w="2880"/>
+            <w:tcW w:type="dxa" w:w="4320"/>
           </w:tcPr>
           <w:p>
             <w:r>
-              <w:rPr>
-                <w:b/>
-              </w:rPr>
-              <w:t>Status</w:t>
+              <w:t>Confirm whether the products have changed since scope was set</w:t>
+            </w:r>
+          </w:p>
+        </w:tc>
+        <w:tc>
+          <w:tcPr>
+            <w:tcW w:type="dxa" w:w="4320"/>
+          </w:tcPr>
+          <w:p>
+            <w:r>
+              <w:t>Barbara Blair</w:t>
             </w:r>
           </w:p>
         </w:tc>
@@ -153,17 +188,61 @@
       <w:tr>
         <w:tc>
           <w:tcPr>
-            <w:tcW w:type="dxa" w:w="2880"/>
+            <w:tcW w:type="dxa" w:w="4320"/>
           </w:tcPr>
           <w:p>
             <w:r>
-              <w:t>Complete the draft memorandum, with limits and assumptions stated ahead of conclusions</w:t>
+              <w:t>Close the reference set and search records for the matter</w:t>
             </w:r>
           </w:p>
         </w:tc>
         <w:tc>
           <w:tcPr>
-            <w:tcW w:type="dxa" w:w="2880"/>
+            <w:tcW w:type="dxa" w:w="4320"/>
+          </w:tcPr>
+          <w:p>
+            <w:r>
+              <w:t>Kelly Snyder</w:t>
+            </w:r>
+          </w:p>
+        </w:tc>
+      </w:tr>
+      <w:tr>
+        <w:tc>
+          <w:tcPr>
+            <w:tcW w:type="dxa" w:w="4320"/>
+          </w:tcPr>
+          <w:p>
+            <w:r>
+              <w:t>Finish the charting notes on the last families for review</w:t>
+            </w:r>
+          </w:p>
+        </w:tc>
+        <w:tc>
+          <w:tcPr>
+            <w:tcW w:type="dxa" w:w="4320"/>
+          </w:tcPr>
+          <w:p>
+            <w:r>
+              <w:t>Richard Henderson</w:t>
+            </w:r>
+          </w:p>
+        </w:tc>
+      </w:tr>
+      <w:tr>
+        <w:tc>
+          <w:tcPr>
+            <w:tcW w:type="dxa" w:w="4320"/>
+          </w:tcPr>
+          <w:p>
+            <w:r>
+              <w:t>Complete the remaining family reviews and continue the written opinion</w:t>
+            </w:r>
+          </w:p>
+        </w:tc>
+        <w:tc>
+          <w:tcPr>
+            <w:tcW w:type="dxa" w:w="4320"/>
           </w:tcPr>
           <w:p>
             <w:r>
@@ -171,183 +250,8 @@
             </w:r>
           </w:p>
         </w:tc>
-        <w:tc>
-          <w:tcPr>
-            <w:tcW w:type="dxa" w:w="2880"/>
-          </w:tcPr>
-          <w:p>
-            <w:r>
-              <w:t>In progress</w:t>
-            </w:r>
-          </w:p>
-        </w:tc>
-      </w:tr>
-      <w:tr>
-        <w:tc>
-          <w:tcPr>
-            <w:tcW w:type="dxa" w:w="2880"/>
-          </w:tcPr>
-          <w:p>
-            <w:r>
-              <w:t>Finalize the assumption log and reconcile it against the completed charts</w:t>
-            </w:r>
-          </w:p>
-        </w:tc>
-        <w:tc>
-          <w:tcPr>
-            <w:tcW w:type="dxa" w:w="2880"/>
-          </w:tcPr>
-          <w:p>
-            <w:r>
-              <w:t>Richard Henderson</w:t>
-            </w:r>
-          </w:p>
-        </w:tc>
-        <w:tc>
-          <w:tcPr>
-            <w:tcW w:type="dxa" w:w="2880"/>
-          </w:tcPr>
-          <w:p>
-            <w:r>
-              <w:t>In progress</w:t>
-            </w:r>
-          </w:p>
-        </w:tc>
-      </w:tr>
-      <w:tr>
-        <w:tc>
-          <w:tcPr>
-            <w:tcW w:type="dxa" w:w="2880"/>
-          </w:tcPr>
-          <w:p>
-            <w:r>
-              <w:t>Cite-check the estoppel section against the file history</w:t>
-            </w:r>
-          </w:p>
-        </w:tc>
-        <w:tc>
-          <w:tcPr>
-            <w:tcW w:type="dxa" w:w="2880"/>
-          </w:tcPr>
-          <w:p>
-            <w:r>
-              <w:t>Kelly Snyder</w:t>
-            </w:r>
-          </w:p>
-        </w:tc>
-        <w:tc>
-          <w:tcPr>
-            <w:tcW w:type="dxa" w:w="2880"/>
-          </w:tcPr>
-          <w:p>
-            <w:r>
-              <w:t>Open</w:t>
-            </w:r>
-          </w:p>
-        </w:tc>
-      </w:tr>
-      <w:tr>
-        <w:tc>
-          <w:tcPr>
-            <w:tcW w:type="dxa" w:w="2880"/>
-          </w:tcPr>
-          <w:p>
-            <w:r>
-              <w:t>Draft the one-page summary carrying the qualification intact</w:t>
-            </w:r>
-          </w:p>
-        </w:tc>
-        <w:tc>
-          <w:tcPr>
-            <w:tcW w:type="dxa" w:w="2880"/>
-          </w:tcPr>
-          <w:p>
-            <w:r>
-              <w:t>Heather Munoz</w:t>
-            </w:r>
-          </w:p>
-        </w:tc>
-        <w:tc>
-          <w:tcPr>
-            <w:tcW w:type="dxa" w:w="2880"/>
-          </w:tcPr>
-          <w:p>
-            <w:r>
-              <w:t>Opened at this meeting</w:t>
-            </w:r>
-          </w:p>
-        </w:tc>
-      </w:tr>
-      <w:tr>
-        <w:tc>
-          <w:tcPr>
-            <w:tcW w:type="dxa" w:w="2880"/>
-          </w:tcPr>
-          <w:p>
-            <w:r>
-              <w:t>Confirm the distribution list for the memorandum and the privilege consequences of it</w:t>
-            </w:r>
-          </w:p>
-        </w:tc>
-        <w:tc>
-          <w:tcPr>
-            <w:tcW w:type="dxa" w:w="2880"/>
-          </w:tcPr>
-          <w:p>
-            <w:r>
-              <w:t>Barbara Blair</w:t>
-            </w:r>
-          </w:p>
-        </w:tc>
-        <w:tc>
-          <w:tcPr>
-            <w:tcW w:type="dxa" w:w="2880"/>
-          </w:tcPr>
-          <w:p>
-            <w:r>
-              <w:t>Open</w:t>
-            </w:r>
-          </w:p>
-        </w:tc>
-      </w:tr>
-      <w:tr>
-        <w:tc>
-          <w:tcPr>
-            <w:tcW w:type="dxa" w:w="2880"/>
-          </w:tcPr>
-          <w:p>
-            <w:r>
-              <w:t>Confirm the remaining docket checkpoints back to the file</w:t>
-            </w:r>
-          </w:p>
-        </w:tc>
-        <w:tc>
-          <w:tcPr>
-            <w:tcW w:type="dxa" w:w="2880"/>
-          </w:tcPr>
-          <w:p>
-            <w:r>
-              <w:t>Kelly Snyder</w:t>
-            </w:r>
-          </w:p>
-        </w:tc>
-        <w:tc>
-          <w:tcPr>
-            <w:tcW w:type="dxa" w:w="2880"/>
-          </w:tcPr>
-          <w:p>
-            <w:r>
-              <w:t>Done at this meeting</w:t>
-            </w:r>
-          </w:p>
-        </w:tc>
       </w:tr>
     </w:tbl>
-    <w:p>
-      <w:r>
-        <w:t>These minutes are not the opinion. The opinion is the memorandum, and it has not issued.</w:t>
-      </w:r>
-    </w:p>
     <w:sectPr>
       <w:headerReference w:type="first" r:id="rId9"/>
       <w:headerReference w:type="default" r:id="rId10"/>
